--- a/src/content/bios-processed/Black-ER 2014.docx
+++ b/src/content/bios-processed/Black-ER 2014.docx
@@ -15,504 +15,7 @@
         </w:rPr>
       </w:pPr>
       <w:r>
-        <w:rPr>
-          <w:rFonts w:ascii="Times New Roman" w:hAnsi="Times New Roman" w:cs="Times New Roman"/>
-          <w:b/>
-          <w:sz w:val="24"/>
-          <w:szCs w:val="24"/>
-        </w:rPr>
-        <w:t>BLACK, Eugene Robert, third Pre</w:t>
-      </w:r>
-      <w:r>
-        <w:rPr>
-          <w:rFonts w:ascii="Times New Roman" w:hAnsi="Times New Roman" w:cs="Times New Roman"/>
-          <w:b/>
-          <w:sz w:val="24"/>
-          <w:szCs w:val="24"/>
-        </w:rPr>
-        <w:t xml:space="preserve">sident of the </w:t>
-      </w:r>
-      <w:r>
-        <w:rPr>
-          <w:rFonts w:ascii="Times New Roman" w:hAnsi="Times New Roman" w:cs="Times New Roman"/>
-          <w:b/>
-          <w:sz w:val="24"/>
-          <w:szCs w:val="24"/>
-        </w:rPr>
-        <w:t xml:space="preserve">International Bank for Reconstruction and Development (IBRD) or </w:t>
-      </w:r>
-      <w:r>
-        <w:rPr>
-          <w:rFonts w:ascii="Times New Roman" w:hAnsi="Times New Roman" w:cs="Times New Roman"/>
-          <w:b/>
-          <w:sz w:val="24"/>
-          <w:szCs w:val="24"/>
-        </w:rPr>
-        <w:t>World Bank</w:t>
-      </w:r>
-      <w:r>
-        <w:rPr>
-          <w:rFonts w:ascii="Times New Roman" w:hAnsi="Times New Roman" w:cs="Times New Roman"/>
-          <w:b/>
-          <w:sz w:val="24"/>
-          <w:szCs w:val="24"/>
-        </w:rPr>
-        <w:t xml:space="preserve"> </w:t>
-      </w:r>
-      <w:r>
-        <w:rPr>
-          <w:rFonts w:ascii="Times New Roman" w:hAnsi="Times New Roman" w:cs="Times New Roman"/>
-          <w:b/>
-          <w:sz w:val="24"/>
-          <w:szCs w:val="24"/>
-        </w:rPr>
-        <w:t>(</w:t>
-      </w:r>
-      <w:r>
-        <w:rPr>
-          <w:rFonts w:ascii="Times New Roman" w:hAnsi="Times New Roman" w:cs="Times New Roman"/>
-          <w:b/>
-          <w:sz w:val="24"/>
-          <w:szCs w:val="24"/>
-        </w:rPr>
-        <w:t>since 1956 World Bank Group</w:t>
-      </w:r>
-      <w:r>
-        <w:rPr>
-          <w:rFonts w:ascii="Times New Roman" w:hAnsi="Times New Roman" w:cs="Times New Roman"/>
-          <w:b/>
-          <w:sz w:val="24"/>
-          <w:szCs w:val="24"/>
-        </w:rPr>
-        <w:t>)</w:t>
-      </w:r>
-      <w:r>
-        <w:rPr>
-          <w:rFonts w:ascii="Times New Roman" w:hAnsi="Times New Roman" w:cs="Times New Roman"/>
-          <w:b/>
-          <w:sz w:val="24"/>
-          <w:szCs w:val="24"/>
-        </w:rPr>
-        <w:t xml:space="preserve"> 1949-</w:t>
-      </w:r>
-      <w:r>
-        <w:rPr>
-          <w:rFonts w:ascii="Times New Roman" w:hAnsi="Times New Roman" w:cs="Times New Roman"/>
-          <w:b/>
-          <w:sz w:val="24"/>
-          <w:szCs w:val="24"/>
-        </w:rPr>
-        <w:t>19</w:t>
-      </w:r>
-      <w:r>
-        <w:rPr>
-          <w:rFonts w:ascii="Times New Roman" w:hAnsi="Times New Roman" w:cs="Times New Roman"/>
-          <w:b/>
-          <w:sz w:val="24"/>
-          <w:szCs w:val="24"/>
-        </w:rPr>
-        <w:t>62, was born 1 May 1898 in Atlanta, Georgia, and passed away 20 February 1992 in Southampton, Long Island, New York</w:t>
-      </w:r>
-      <w:r>
-        <w:rPr>
-          <w:rFonts w:ascii="Times New Roman" w:hAnsi="Times New Roman" w:cs="Times New Roman"/>
-          <w:b/>
-          <w:sz w:val="24"/>
-          <w:szCs w:val="24"/>
-        </w:rPr>
-        <w:t>, United States</w:t>
-      </w:r>
-      <w:r>
-        <w:rPr>
-          <w:rFonts w:ascii="Times New Roman" w:hAnsi="Times New Roman" w:cs="Times New Roman"/>
-          <w:b/>
-          <w:sz w:val="24"/>
-          <w:szCs w:val="24"/>
-        </w:rPr>
-        <w:t>.</w:t>
-      </w:r>
-      <w:r>
-        <w:rPr>
-          <w:rFonts w:ascii="Times New Roman" w:hAnsi="Times New Roman" w:cs="Times New Roman"/>
-          <w:b/>
-          <w:sz w:val="24"/>
-          <w:szCs w:val="24"/>
-        </w:rPr>
-        <w:t xml:space="preserve"> </w:t>
-      </w:r>
-      <w:r>
-        <w:rPr>
-          <w:rFonts w:ascii="Times New Roman" w:hAnsi="Times New Roman" w:cs="Times New Roman"/>
-          <w:b/>
-          <w:sz w:val="24"/>
-          <w:szCs w:val="24"/>
-        </w:rPr>
-        <w:t xml:space="preserve">He was the son of Eugene Robert Black, </w:t>
-      </w:r>
-      <w:r>
-        <w:rPr>
-          <w:rFonts w:ascii="Times New Roman" w:hAnsi="Times New Roman" w:cs="Times New Roman"/>
-          <w:b/>
-          <w:sz w:val="24"/>
-          <w:szCs w:val="24"/>
-        </w:rPr>
-        <w:t>lawyer and</w:t>
-      </w:r>
-      <w:r>
-        <w:rPr>
-          <w:rFonts w:ascii="Times New Roman" w:hAnsi="Times New Roman" w:cs="Times New Roman"/>
-          <w:b/>
-          <w:sz w:val="24"/>
-          <w:szCs w:val="24"/>
-        </w:rPr>
-        <w:t xml:space="preserve"> banker, </w:t>
-      </w:r>
-      <w:r>
-        <w:rPr>
-          <w:rFonts w:ascii="Times New Roman" w:hAnsi="Times New Roman" w:cs="Times New Roman"/>
-          <w:b/>
-          <w:sz w:val="24"/>
-          <w:szCs w:val="24"/>
-        </w:rPr>
-        <w:t xml:space="preserve">and Gussie King Grady, </w:t>
-      </w:r>
-      <w:r>
-        <w:rPr>
-          <w:rFonts w:ascii="Times New Roman" w:hAnsi="Times New Roman" w:cs="Times New Roman"/>
-          <w:b/>
-          <w:sz w:val="24"/>
-          <w:szCs w:val="24"/>
-        </w:rPr>
-        <w:t>homemaker</w:t>
-      </w:r>
-      <w:r>
-        <w:rPr>
-          <w:rFonts w:ascii="Times New Roman" w:hAnsi="Times New Roman" w:cs="Times New Roman"/>
-          <w:b/>
-          <w:sz w:val="24"/>
-          <w:szCs w:val="24"/>
-        </w:rPr>
-        <w:t>.</w:t>
-      </w:r>
-      <w:r>
-        <w:rPr>
-          <w:rFonts w:ascii="Times New Roman" w:hAnsi="Times New Roman" w:cs="Times New Roman"/>
-          <w:b/>
-          <w:sz w:val="24"/>
-          <w:szCs w:val="24"/>
-        </w:rPr>
-        <w:t xml:space="preserve"> </w:t>
-      </w:r>
-      <w:r>
-        <w:rPr>
-          <w:rFonts w:ascii="Times New Roman" w:hAnsi="Times New Roman" w:cs="Times New Roman"/>
-          <w:b/>
-          <w:sz w:val="24"/>
-          <w:szCs w:val="24"/>
-        </w:rPr>
-        <w:t>O</w:t>
-      </w:r>
-      <w:r>
-        <w:rPr>
-          <w:rFonts w:ascii="Times New Roman" w:hAnsi="Times New Roman" w:cs="Times New Roman"/>
-          <w:b/>
-          <w:sz w:val="24"/>
-          <w:szCs w:val="24"/>
-        </w:rPr>
-        <w:t>n</w:t>
-      </w:r>
-      <w:r>
-        <w:rPr>
-          <w:rFonts w:ascii="Times New Roman" w:hAnsi="Times New Roman" w:cs="Times New Roman"/>
-          <w:b/>
-          <w:sz w:val="24"/>
-          <w:szCs w:val="24"/>
-        </w:rPr>
-        <w:t xml:space="preserve"> </w:t>
-      </w:r>
-      <w:r>
-        <w:rPr>
-          <w:rFonts w:ascii="Times New Roman" w:hAnsi="Times New Roman" w:cs="Times New Roman"/>
-          <w:b/>
-          <w:sz w:val="24"/>
-          <w:szCs w:val="24"/>
-        </w:rPr>
-        <w:t xml:space="preserve">8 June </w:t>
-      </w:r>
-      <w:r>
-        <w:rPr>
-          <w:rFonts w:ascii="Times New Roman" w:hAnsi="Times New Roman" w:cs="Times New Roman"/>
-          <w:b/>
-          <w:sz w:val="24"/>
-          <w:szCs w:val="24"/>
-        </w:rPr>
-        <w:t>1918</w:t>
-      </w:r>
-      <w:r>
-        <w:rPr>
-          <w:rFonts w:ascii="Times New Roman" w:hAnsi="Times New Roman" w:cs="Times New Roman"/>
-          <w:b/>
-          <w:sz w:val="24"/>
-          <w:szCs w:val="24"/>
-        </w:rPr>
-        <w:t xml:space="preserve"> </w:t>
-      </w:r>
-      <w:r>
-        <w:rPr>
-          <w:rFonts w:ascii="Times New Roman" w:hAnsi="Times New Roman" w:cs="Times New Roman"/>
-          <w:b/>
-          <w:sz w:val="24"/>
-          <w:szCs w:val="24"/>
-        </w:rPr>
-        <w:t>he</w:t>
-      </w:r>
-      <w:r>
-        <w:rPr>
-          <w:rFonts w:ascii="Times New Roman" w:hAnsi="Times New Roman" w:cs="Times New Roman"/>
-          <w:b/>
-          <w:sz w:val="24"/>
-          <w:szCs w:val="24"/>
-        </w:rPr>
-        <w:t xml:space="preserve"> married </w:t>
-      </w:r>
-      <w:r>
-        <w:rPr>
-          <w:rFonts w:ascii="Times New Roman" w:hAnsi="Times New Roman" w:cs="Times New Roman"/>
-          <w:b/>
-          <w:sz w:val="24"/>
-          <w:szCs w:val="24"/>
-        </w:rPr>
-        <w:t xml:space="preserve">Elizabeth </w:t>
-      </w:r>
-      <w:r>
-        <w:rPr>
-          <w:rFonts w:ascii="Times New Roman" w:hAnsi="Times New Roman" w:cs="Times New Roman"/>
-          <w:b/>
-          <w:sz w:val="24"/>
-          <w:szCs w:val="24"/>
-        </w:rPr>
-        <w:t>‘</w:t>
-      </w:r>
-      <w:r>
-        <w:rPr>
-          <w:rFonts w:ascii="Times New Roman" w:hAnsi="Times New Roman" w:cs="Times New Roman"/>
-          <w:b/>
-          <w:sz w:val="24"/>
-          <w:szCs w:val="24"/>
-        </w:rPr>
-        <w:t>Dolly</w:t>
-      </w:r>
-      <w:r>
-        <w:rPr>
-          <w:rFonts w:ascii="Times New Roman" w:hAnsi="Times New Roman" w:cs="Times New Roman"/>
-          <w:b/>
-          <w:sz w:val="24"/>
-          <w:szCs w:val="24"/>
-        </w:rPr>
-        <w:t>’</w:t>
-      </w:r>
-      <w:r>
-        <w:rPr>
-          <w:rFonts w:ascii="Times New Roman" w:hAnsi="Times New Roman" w:cs="Times New Roman"/>
-          <w:b/>
-          <w:sz w:val="24"/>
-          <w:szCs w:val="24"/>
-        </w:rPr>
-        <w:t xml:space="preserve"> </w:t>
-      </w:r>
-      <w:r>
-        <w:rPr>
-          <w:rFonts w:ascii="Times New Roman" w:hAnsi="Times New Roman" w:cs="Times New Roman"/>
-          <w:b/>
-          <w:sz w:val="24"/>
-          <w:szCs w:val="24"/>
-        </w:rPr>
-        <w:t>Blalock</w:t>
-      </w:r>
-      <w:r>
-        <w:rPr>
-          <w:rFonts w:ascii="Times New Roman" w:hAnsi="Times New Roman" w:cs="Times New Roman"/>
-          <w:b/>
-          <w:sz w:val="24"/>
-          <w:szCs w:val="24"/>
-        </w:rPr>
-        <w:t xml:space="preserve">. They had </w:t>
-      </w:r>
-      <w:r>
-        <w:rPr>
-          <w:rFonts w:ascii="Times New Roman" w:hAnsi="Times New Roman" w:cs="Times New Roman"/>
-          <w:b/>
-          <w:sz w:val="24"/>
-          <w:szCs w:val="24"/>
-        </w:rPr>
-        <w:t xml:space="preserve">one daughter and </w:t>
-      </w:r>
-      <w:r>
-        <w:rPr>
-          <w:rFonts w:ascii="Times New Roman" w:hAnsi="Times New Roman" w:cs="Times New Roman"/>
-          <w:b/>
-          <w:sz w:val="24"/>
-          <w:szCs w:val="24"/>
-        </w:rPr>
-        <w:t>one son</w:t>
-      </w:r>
-      <w:r>
-        <w:rPr>
-          <w:rFonts w:ascii="Times New Roman" w:hAnsi="Times New Roman" w:cs="Times New Roman"/>
-          <w:b/>
-          <w:sz w:val="24"/>
-          <w:szCs w:val="24"/>
-        </w:rPr>
-        <w:t xml:space="preserve"> (also named Eugene Robert)</w:t>
-      </w:r>
-      <w:r>
-        <w:rPr>
-          <w:rFonts w:ascii="Times New Roman" w:hAnsi="Times New Roman" w:cs="Times New Roman"/>
-          <w:b/>
-          <w:sz w:val="24"/>
-          <w:szCs w:val="24"/>
-        </w:rPr>
-        <w:t>. After her death</w:t>
-      </w:r>
-      <w:r>
-        <w:rPr>
-          <w:rFonts w:ascii="Times New Roman" w:hAnsi="Times New Roman" w:cs="Times New Roman"/>
-          <w:b/>
-          <w:sz w:val="24"/>
-          <w:szCs w:val="24"/>
-        </w:rPr>
-        <w:t xml:space="preserve"> </w:t>
-      </w:r>
-      <w:r>
-        <w:rPr>
-          <w:rFonts w:ascii="Times New Roman" w:hAnsi="Times New Roman" w:cs="Times New Roman"/>
-          <w:b/>
-          <w:sz w:val="24"/>
-          <w:szCs w:val="24"/>
-        </w:rPr>
-        <w:t xml:space="preserve">on </w:t>
-      </w:r>
-      <w:proofErr w:type="gramStart"/>
-      <w:r>
-        <w:rPr>
-          <w:rFonts w:ascii="Times New Roman" w:hAnsi="Times New Roman" w:cs="Times New Roman"/>
-          <w:b/>
-          <w:sz w:val="24"/>
-          <w:szCs w:val="24"/>
-        </w:rPr>
-        <w:t xml:space="preserve">2 April </w:t>
-      </w:r>
-      <w:r>
-        <w:rPr>
-          <w:rFonts w:ascii="Times New Roman" w:hAnsi="Times New Roman" w:cs="Times New Roman"/>
-          <w:b/>
-          <w:sz w:val="24"/>
-          <w:szCs w:val="24"/>
-        </w:rPr>
-        <w:t>1928</w:t>
-      </w:r>
-      <w:proofErr w:type="gramEnd"/>
-      <w:r>
-        <w:rPr>
-          <w:rFonts w:ascii="Times New Roman" w:hAnsi="Times New Roman" w:cs="Times New Roman"/>
-          <w:b/>
-          <w:sz w:val="24"/>
-          <w:szCs w:val="24"/>
-        </w:rPr>
-        <w:t xml:space="preserve"> he married </w:t>
-      </w:r>
-      <w:proofErr w:type="spellStart"/>
-      <w:r>
-        <w:rPr>
-          <w:rFonts w:ascii="Times New Roman" w:hAnsi="Times New Roman" w:cs="Times New Roman"/>
-          <w:b/>
-          <w:sz w:val="24"/>
-          <w:szCs w:val="24"/>
-        </w:rPr>
-        <w:t>Susette</w:t>
-      </w:r>
-      <w:proofErr w:type="spellEnd"/>
-      <w:r>
-        <w:rPr>
-          <w:rFonts w:ascii="Times New Roman" w:hAnsi="Times New Roman" w:cs="Times New Roman"/>
-          <w:b/>
-          <w:sz w:val="24"/>
-          <w:szCs w:val="24"/>
-        </w:rPr>
-        <w:t xml:space="preserve"> Heath o</w:t>
-      </w:r>
-      <w:r>
-        <w:rPr>
-          <w:rFonts w:ascii="Times New Roman" w:hAnsi="Times New Roman" w:cs="Times New Roman"/>
-          <w:b/>
-          <w:sz w:val="24"/>
-          <w:szCs w:val="24"/>
-        </w:rPr>
-        <w:t>n</w:t>
-      </w:r>
-      <w:r>
-        <w:rPr>
-          <w:rFonts w:ascii="Times New Roman" w:hAnsi="Times New Roman" w:cs="Times New Roman"/>
-          <w:b/>
-          <w:sz w:val="24"/>
-          <w:szCs w:val="24"/>
-        </w:rPr>
-        <w:t xml:space="preserve"> 25 January</w:t>
-      </w:r>
-      <w:r>
-        <w:rPr>
-          <w:rFonts w:ascii="Times New Roman" w:hAnsi="Times New Roman" w:cs="Times New Roman"/>
-          <w:b/>
-          <w:color w:val="FF0000"/>
-          <w:sz w:val="24"/>
-          <w:szCs w:val="24"/>
-        </w:rPr>
-        <w:t xml:space="preserve"> </w:t>
-      </w:r>
-      <w:r>
-        <w:rPr>
-          <w:rFonts w:ascii="Times New Roman" w:hAnsi="Times New Roman" w:cs="Times New Roman"/>
-          <w:b/>
-          <w:sz w:val="24"/>
-          <w:szCs w:val="24"/>
-        </w:rPr>
-        <w:t>1930</w:t>
-      </w:r>
-      <w:r>
-        <w:rPr>
-          <w:rFonts w:ascii="Times New Roman" w:hAnsi="Times New Roman" w:cs="Times New Roman"/>
-          <w:b/>
-          <w:sz w:val="24"/>
-          <w:szCs w:val="24"/>
-        </w:rPr>
-        <w:t>. They</w:t>
-      </w:r>
-      <w:r>
-        <w:rPr>
-          <w:rFonts w:ascii="Times New Roman" w:hAnsi="Times New Roman" w:cs="Times New Roman"/>
-          <w:b/>
-          <w:sz w:val="24"/>
-          <w:szCs w:val="24"/>
-        </w:rPr>
-        <w:t xml:space="preserve"> had</w:t>
-      </w:r>
-      <w:r>
-        <w:rPr>
-          <w:rFonts w:ascii="Times New Roman" w:hAnsi="Times New Roman" w:cs="Times New Roman"/>
-          <w:b/>
-          <w:sz w:val="24"/>
-          <w:szCs w:val="24"/>
-        </w:rPr>
-        <w:t xml:space="preserve"> one son</w:t>
-      </w:r>
-      <w:r>
-        <w:rPr>
-          <w:rFonts w:ascii="Times New Roman" w:hAnsi="Times New Roman" w:cs="Times New Roman"/>
-          <w:b/>
-          <w:sz w:val="24"/>
-          <w:szCs w:val="24"/>
-        </w:rPr>
-        <w:t>.</w:t>
+        <w:t xml:space="preserve">BLACK, Eugene Robert, American banker and third President of the International Bank for Reconstruction and Development (IBRD) or World Bank (since 1956 World Bank Group) 1949-1962, was born 1 May 1898 in Atlanta, Georgia, and passed away 20 February 1992 in Southampton, Long Island, New York, United States. He was the son of Eugene Robert Black, lawyer and banker, and Gussie King Grady, homemaker. On 8 June 1918 he married Elizabeth ‘Dolly’ Blalock. They had one daughter and one son (also named Eugene Robert). After her death on 2 April 1928 he married Susette Heath on 25 January 1930. They had one son.</w:t>
       </w:r>
     </w:p>
     <w:p>
